--- a/slot13/Saga_Postman_Test_Report_KB1_KB2.docx
+++ b/slot13/Saga_Postman_Test_Report_KB1_KB2.docx
@@ -8,12 +8,12 @@
       </w:pPr>
       <w:r>
         <w:rPr>
-          <w:rFonts w:ascii="Arial" w:hAnsi="Arial"/>
+          <w:rFonts w:ascii="Arial" w:hAnsi="Arial" w:eastAsia="Arial"/>
           <w:b/>
           <w:color w:val="1F4E79"/>
           <w:sz w:val="36"/>
         </w:rPr>
-        <w:t>BI?N B?N KI?M TH? SAGA B?NG POSTMAN</w:t>
+        <w:t>BIÊN BẢN KIỂM THỬ SAGA BẰNG POSTMAN</w:t>
       </w:r>
     </w:p>
     <w:p>
@@ -22,22 +22,22 @@
       </w:pPr>
       <w:r>
         <w:rPr>
+          <w:rFonts w:ascii="Arial" w:hAnsi="Arial" w:eastAsia="Arial"/>
           <w:b/>
           <w:sz w:val="24"/>
         </w:rPr>
-        <w:t>KB1 ? Happy path  |  KB2 ? Thanh to?n th?t b?i (HTTP 402)</w:t>
+        <w:t>KB1 – Happy path  |  KB2 – Thanh toán thất bại (HTTP 402)</w:t>
       </w:r>
     </w:p>
     <w:p>
       <w:r>
-        <w:t>M?c ??ch: h??ng d?n ch?y hai k?ch b?n, x?c minh response Postman, d? li?u kho/v? v? Saga logs; ghi l?i k?t qu? th?c t? sau khi th?c thi.</w:t>
+        <w:t>Mục đích: hướng dẫn chạy hai kịch bản, xác minh response Postman, dữ liệu kho/ví và Saga logs; ghi lại kết quả thực tế sau khi thực thi.</w:t>
       </w:r>
     </w:p>
     <w:tbl>
       <w:tblPr>
         <w:tblStyle w:val="TableGrid"/>
         <w:tblW w:type="auto" w:w="0"/>
-        <w:jc w:val="center"/>
         <w:tblLook w:firstColumn="1" w:firstRow="1" w:lastColumn="0" w:lastRow="0" w:noHBand="0" w:noVBand="1" w:val="04A0"/>
       </w:tblPr>
       <w:tblGrid>
@@ -58,11 +58,11 @@
             <w:r/>
             <w:r>
               <w:rPr>
-                <w:rFonts w:ascii="Arial" w:hAnsi="Arial"/>
+                <w:rFonts w:ascii="Arial" w:hAnsi="Arial" w:eastAsia="Arial"/>
                 <w:b/>
                 <w:sz w:val="18"/>
               </w:rPr>
-              <w:t>Th?ng tin</w:t>
+              <w:t>Thông tin</w:t>
             </w:r>
           </w:p>
         </w:tc>
@@ -79,11 +79,11 @@
             <w:r/>
             <w:r>
               <w:rPr>
-                <w:rFonts w:ascii="Arial" w:hAnsi="Arial"/>
+                <w:rFonts w:ascii="Arial" w:hAnsi="Arial" w:eastAsia="Arial"/>
                 <w:b/>
                 <w:sz w:val="18"/>
               </w:rPr>
-              <w:t>Gi? tr?</w:t>
+              <w:t>Giá trị</w:t>
             </w:r>
           </w:p>
         </w:tc>
@@ -101,11 +101,11 @@
             <w:r/>
             <w:r>
               <w:rPr>
-                <w:rFonts w:ascii="Arial" w:hAnsi="Arial"/>
+                <w:rFonts w:ascii="Arial" w:hAnsi="Arial" w:eastAsia="Arial"/>
                 <w:b w:val="0"/>
                 <w:sz w:val="18"/>
               </w:rPr>
-              <w:t>Ng?y ki?m th?</w:t>
+              <w:t>Ngày kiểm thử</w:t>
             </w:r>
           </w:p>
         </w:tc>
@@ -121,7 +121,7 @@
             <w:r/>
             <w:r>
               <w:rPr>
-                <w:rFonts w:ascii="Arial" w:hAnsi="Arial"/>
+                <w:rFonts w:ascii="Arial" w:hAnsi="Arial" w:eastAsia="Arial"/>
                 <w:b w:val="0"/>
                 <w:sz w:val="18"/>
               </w:rPr>
@@ -143,11 +143,11 @@
             <w:r/>
             <w:r>
               <w:rPr>
-                <w:rFonts w:ascii="Arial" w:hAnsi="Arial"/>
+                <w:rFonts w:ascii="Arial" w:hAnsi="Arial" w:eastAsia="Arial"/>
                 <w:b w:val="0"/>
                 <w:sz w:val="18"/>
               </w:rPr>
-              <w:t>Ng??i ki?m th? / m?y</w:t>
+              <w:t>Người kiểm thử / máy</w:t>
             </w:r>
           </w:p>
         </w:tc>
@@ -163,7 +163,7 @@
             <w:r/>
             <w:r>
               <w:rPr>
-                <w:rFonts w:ascii="Arial" w:hAnsi="Arial"/>
+                <w:rFonts w:ascii="Arial" w:hAnsi="Arial" w:eastAsia="Arial"/>
                 <w:b w:val="0"/>
                 <w:sz w:val="18"/>
               </w:rPr>
@@ -185,11 +185,11 @@
             <w:r/>
             <w:r>
               <w:rPr>
-                <w:rFonts w:ascii="Arial" w:hAnsi="Arial"/>
+                <w:rFonts w:ascii="Arial" w:hAnsi="Arial" w:eastAsia="Arial"/>
                 <w:b w:val="0"/>
                 <w:sz w:val="18"/>
               </w:rPr>
-              <w:t>?ng d?ng</w:t>
+              <w:t>Ứng dụng</w:t>
             </w:r>
           </w:p>
         </w:tc>
@@ -205,11 +205,11 @@
             <w:r/>
             <w:r>
               <w:rPr>
-                <w:rFonts w:ascii="Arial" w:hAnsi="Arial"/>
+                <w:rFonts w:ascii="Arial" w:hAnsi="Arial" w:eastAsia="Arial"/>
                 <w:b w:val="0"/>
                 <w:sz w:val="18"/>
               </w:rPr>
-              <w:t>Order Saga ? Spring Boot (ports 8081?8083)</w:t>
+              <w:t>Order Saga – Spring Boot (ports 8081–8083)</w:t>
             </w:r>
           </w:p>
         </w:tc>
@@ -227,11 +227,11 @@
             <w:r/>
             <w:r>
               <w:rPr>
-                <w:rFonts w:ascii="Arial" w:hAnsi="Arial"/>
+                <w:rFonts w:ascii="Arial" w:hAnsi="Arial" w:eastAsia="Arial"/>
                 <w:b w:val="0"/>
                 <w:sz w:val="18"/>
               </w:rPr>
-              <w:t>Tr?ng th?i b?o c?o</w:t>
+              <w:t>Trạng thái báo cáo</w:t>
             </w:r>
           </w:p>
         </w:tc>
@@ -247,11 +247,11 @@
             <w:r/>
             <w:r>
               <w:rPr>
-                <w:rFonts w:ascii="Arial" w:hAnsi="Arial"/>
+                <w:rFonts w:ascii="Arial" w:hAnsi="Arial" w:eastAsia="Arial"/>
                 <w:b w:val="0"/>
                 <w:sz w:val="18"/>
               </w:rPr>
-              <w:t>CH?A TH?C THI ? d?ch v? v? database ch?a truy c?p ???c t?i th?i ?i?m t?o b?o c?o. Kh?ng xem ti?u ch? mong ??i l? k?t qu? ?? ??t.</w:t>
+              <w:t>CHƯA THỰC THI – dịch vụ và database chưa truy cập được tại thời điểm tạo báo cáo. Không xem tiêu chí mong đợi là kết quả đã đạt.</w:t>
             </w:r>
           </w:p>
         </w:tc>
@@ -267,49 +267,53 @@
         <w:pStyle w:val="Heading1"/>
       </w:pPr>
       <w:r>
-        <w:t>1. Chu?n b? tr??c khi test</w:t>
+        <w:t>1. Chuẩn bị trước khi test</w:t>
       </w:r>
     </w:p>
     <w:p>
       <w:pPr>
         <w:pStyle w:val="ListNumber"/>
+        <w:spacing w:after="60"/>
       </w:pPr>
       <w:r>
-        <w:t>Kh?i ??ng MySQL, MongoDB v? SQL Server theo m?c 6.1 c?a Saga_guide.md; ch? database s?n s?ng. Kh?i ??ng inventory-service, payment-service, r?i order-service.</w:t>
+        <w:t>Khởi động MySQL, MongoDB và SQL Server theo mục 6.1 của Saga_guide.md; chờ database sẵn sàng. Khởi động inventory-service, payment-service, rồi order-service.</w:t>
       </w:r>
     </w:p>
     <w:p>
       <w:pPr>
         <w:pStyle w:val="ListNumber"/>
+        <w:spacing w:after="60"/>
       </w:pPr>
       <w:r>
-        <w:t>Trong Postman, t?o request d?ng HTTP. Base URL: order http://localhost:8081, inventory http://localhost:8082, payment http://localhost:8083.</w:t>
+        <w:t>Trong Postman, tạo HTTP requests. Base URL: order http://localhost:8081, inventory http://localhost:8082, payment http://localhost:8083.</w:t>
       </w:r>
     </w:p>
     <w:p>
       <w:pPr>
         <w:pStyle w:val="ListNumber"/>
+        <w:spacing w:after="60"/>
       </w:pPr>
       <w:r>
-        <w:t>Kh?ng ch?y KB1/KB2 ??ng th?i. Ch?y tu?n t? KB1 tr??c r?i KB2. Kh?ng reset/x?a Docker volumes n?u ch?a ???c cho ph?p; ch?p s? li?u ban ??u v? so s?nh ?? ch?nh l?ch ?? tr?nh ph? thu?c d? li?u tuy?t ??i.</w:t>
+        <w:t>Không chạy KB1/KB2 đồng thời. Chạy tuần tự KB1 trước rồi KB2. Không reset/xóa Docker volumes nếu chưa được cho phép; ghi số liệu ban đầu và so sánh độ chênh lệch để tránh phụ thuộc giá trị tuyệt đối.</w:t>
       </w:r>
     </w:p>
     <w:p>
       <w:pPr>
         <w:pStyle w:val="ListNumber"/>
+        <w:spacing w:after="60"/>
       </w:pPr>
       <w:r>
-        <w:t>M? terminal ? th? m?c ch?a docker-compose.yml (n?u d?ng Docker) ?? theo d?i log. Ki?m tra GET b?n d??i tr??c khi g?i POST.</w:t>
+        <w:t>Mở terminal ở thư mục chứa docker-compose.yml (nếu dùng Docker) để theo dõi log. Kiểm tra GET bên dưới trước khi gửi POST.</w:t>
       </w:r>
     </w:p>
     <w:p>
       <w:pPr>
         <w:spacing w:after="80"/>
-        <w:ind w:left="360"/>
+        <w:ind w:left="317"/>
       </w:pPr>
       <w:r>
         <w:rPr>
-          <w:rFonts w:ascii="Consolas" w:hAnsi="Consolas"/>
+          <w:rFonts w:ascii="Consolas" w:hAnsi="Consolas" w:eastAsia="Consolas"/>
           <w:color w:val="1F4E79"/>
           <w:sz w:val="18"/>
         </w:rPr>
@@ -325,7 +329,7 @@
         <w:pStyle w:val="Heading1"/>
       </w:pPr>
       <w:r>
-        <w:t>2. KB1 ? Happy path</w:t>
+        <w:t>2. KB1 – Happy path</w:t>
       </w:r>
     </w:p>
     <w:p>
@@ -333,30 +337,31 @@
         <w:pStyle w:val="Heading2"/>
       </w:pPr>
       <w:r>
-        <w:t>2.1 Ghi nh?n snapshot tr??c khi ch?y</w:t>
+        <w:t>2.1. Ghi nhận snapshot trước khi chạy</w:t>
       </w:r>
     </w:p>
     <w:p>
       <w:pPr>
         <w:pStyle w:val="ListNumber"/>
+        <w:spacing w:after="60"/>
       </w:pPr>
       <w:r>
-        <w:t>Trong Postman g?i GET http://localhost:8082/api/inventory/products. Ghi t?n kho P1 l? S0.</w:t>
+        <w:t>Trong Postman gửi GET http://localhost:8082/api/inventory/products. Ghi tồn kho P1 là S0.</w:t>
       </w:r>
     </w:p>
     <w:p>
       <w:pPr>
         <w:pStyle w:val="ListNumber"/>
+        <w:spacing w:after="60"/>
       </w:pPr>
       <w:r>
-        <w:t>G?i GET http://localhost:8083/api/payments/wallets. Ghi s? d? C1 l? B0.</w:t>
+        <w:t>Gửi GET http://localhost:8083/api/payments/wallets. Ghi số dư C1 là B0.</w:t>
       </w:r>
     </w:p>
     <w:tbl>
       <w:tblPr>
         <w:tblStyle w:val="TableGrid"/>
         <w:tblW w:type="auto" w:w="0"/>
-        <w:jc w:val="center"/>
         <w:tblLook w:firstColumn="1" w:firstRow="1" w:lastColumn="0" w:lastRow="0" w:noHBand="0" w:noVBand="1" w:val="04A0"/>
       </w:tblPr>
       <w:tblGrid>
@@ -377,11 +382,11 @@
             <w:r/>
             <w:r>
               <w:rPr>
-                <w:rFonts w:ascii="Arial" w:hAnsi="Arial"/>
+                <w:rFonts w:ascii="Arial" w:hAnsi="Arial" w:eastAsia="Arial"/>
                 <w:b/>
                 <w:sz w:val="18"/>
               </w:rPr>
-              <w:t>Gi? tr? tr??c KB1</w:t>
+              <w:t>Giá trị trước KB1</w:t>
             </w:r>
           </w:p>
         </w:tc>
@@ -398,11 +403,11 @@
             <w:r/>
             <w:r>
               <w:rPr>
-                <w:rFonts w:ascii="Arial" w:hAnsi="Arial"/>
+                <w:rFonts w:ascii="Arial" w:hAnsi="Arial" w:eastAsia="Arial"/>
                 <w:b/>
                 <w:sz w:val="18"/>
               </w:rPr>
-              <w:t>Ghi nh?n</w:t>
+              <w:t>Ghi nhận</w:t>
             </w:r>
           </w:p>
         </w:tc>
@@ -420,11 +425,11 @@
             <w:r/>
             <w:r>
               <w:rPr>
-                <w:rFonts w:ascii="Arial" w:hAnsi="Arial"/>
+                <w:rFonts w:ascii="Arial" w:hAnsi="Arial" w:eastAsia="Arial"/>
                 <w:b w:val="0"/>
                 <w:sz w:val="18"/>
               </w:rPr>
-              <w:t>T?n kho P1 (S0)</w:t>
+              <w:t>Tồn kho P1 (S0)</w:t>
             </w:r>
           </w:p>
         </w:tc>
@@ -440,7 +445,7 @@
             <w:r/>
             <w:r>
               <w:rPr>
-                <w:rFonts w:ascii="Arial" w:hAnsi="Arial"/>
+                <w:rFonts w:ascii="Arial" w:hAnsi="Arial" w:eastAsia="Arial"/>
                 <w:b w:val="0"/>
                 <w:sz w:val="18"/>
               </w:rPr>
@@ -462,11 +467,11 @@
             <w:r/>
             <w:r>
               <w:rPr>
-                <w:rFonts w:ascii="Arial" w:hAnsi="Arial"/>
+                <w:rFonts w:ascii="Arial" w:hAnsi="Arial" w:eastAsia="Arial"/>
                 <w:b w:val="0"/>
                 <w:sz w:val="18"/>
               </w:rPr>
-              <w:t>S? d? v? C1 (B0)</w:t>
+              <w:t>Số dư ví C1 (B0)</w:t>
             </w:r>
           </w:p>
         </w:tc>
@@ -482,7 +487,7 @@
             <w:r/>
             <w:r>
               <w:rPr>
-                <w:rFonts w:ascii="Arial" w:hAnsi="Arial"/>
+                <w:rFonts w:ascii="Arial" w:hAnsi="Arial" w:eastAsia="Arial"/>
                 <w:b w:val="0"/>
                 <w:sz w:val="18"/>
               </w:rPr>
@@ -502,33 +507,44 @@
         <w:pStyle w:val="Heading2"/>
       </w:pPr>
       <w:r>
-        <w:t>2.2 G?i request t?o ??n</w:t>
+        <w:t>2.2. Gửi request tạo đơn</w:t>
       </w:r>
     </w:p>
     <w:p>
       <w:pPr>
         <w:pStyle w:val="ListNumber"/>
+        <w:spacing w:after="60"/>
       </w:pPr>
       <w:r>
-        <w:t>T?o request POST http://localhost:8081/api/orders.</w:t>
+        <w:t>Tạo request POST http://localhost:8081/api/orders.</w:t>
       </w:r>
     </w:p>
     <w:p>
       <w:pPr>
         <w:pStyle w:val="ListNumber"/>
+        <w:spacing w:after="60"/>
       </w:pPr>
       <w:r>
-        <w:t>Ch?n Body ? raw ? JSON, nh?p body sau r?i b?m Send:</w:t>
+        <w:t>Chọn Body → raw → JSON, nhập body sau rồi bấm Send:</w:t>
+      </w:r>
+    </w:p>
+    <w:p>
+      <w:pPr>
+        <w:pStyle w:val="ListNumber"/>
+        <w:spacing w:after="60"/>
+      </w:pPr>
+      <w:r>
+        <w:t>Ghi order id từ response; dùng id thực tế cho request Saga logs bên dưới.</w:t>
       </w:r>
     </w:p>
     <w:p>
       <w:pPr>
         <w:spacing w:after="80"/>
-        <w:ind w:left="360"/>
+        <w:ind w:left="317"/>
       </w:pPr>
       <w:r>
         <w:rPr>
-          <w:rFonts w:ascii="Consolas" w:hAnsi="Consolas"/>
+          <w:rFonts w:ascii="Consolas" w:hAnsi="Consolas" w:eastAsia="Consolas"/>
           <w:color w:val="1F4E79"/>
           <w:sz w:val="18"/>
         </w:rPr>
@@ -537,25 +553,16 @@
     </w:p>
     <w:p>
       <w:pPr>
-        <w:pStyle w:val="ListNumber"/>
-      </w:pPr>
-      <w:r>
-        <w:t>Ghi order id t? response; d?ng id th?c t? cho request Saga logs b?n d??i.</w:t>
-      </w:r>
-    </w:p>
-    <w:p>
-      <w:pPr>
         <w:pStyle w:val="Heading2"/>
       </w:pPr>
       <w:r>
-        <w:t>2.3 ??i chi?u k?t qu?</w:t>
+        <w:t>2.3. Đối chiếu kết quả</w:t>
       </w:r>
     </w:p>
     <w:tbl>
       <w:tblPr>
         <w:tblStyle w:val="TableGrid"/>
         <w:tblW w:type="auto" w:w="0"/>
-        <w:jc w:val="center"/>
         <w:tblLook w:firstColumn="1" w:firstRow="1" w:lastColumn="0" w:lastRow="0" w:noHBand="0" w:noVBand="1" w:val="04A0"/>
       </w:tblPr>
       <w:tblGrid>
@@ -577,11 +584,11 @@
             <w:r/>
             <w:r>
               <w:rPr>
-                <w:rFonts w:ascii="Arial" w:hAnsi="Arial"/>
+                <w:rFonts w:ascii="Arial" w:hAnsi="Arial" w:eastAsia="Arial"/>
                 <w:b/>
                 <w:sz w:val="18"/>
               </w:rPr>
-              <w:t>H?ng m?c</w:t>
+              <w:t>Hạng mục</w:t>
             </w:r>
           </w:p>
         </w:tc>
@@ -598,11 +605,11 @@
             <w:r/>
             <w:r>
               <w:rPr>
-                <w:rFonts w:ascii="Arial" w:hAnsi="Arial"/>
+                <w:rFonts w:ascii="Arial" w:hAnsi="Arial" w:eastAsia="Arial"/>
                 <w:b/>
                 <w:sz w:val="18"/>
               </w:rPr>
-              <w:t>K?t qu? mong ??i theo guide</w:t>
+              <w:t>Kết quả mong đợi theo guide</w:t>
             </w:r>
           </w:p>
         </w:tc>
@@ -619,11 +626,11 @@
             <w:r/>
             <w:r>
               <w:rPr>
-                <w:rFonts w:ascii="Arial" w:hAnsi="Arial"/>
+                <w:rFonts w:ascii="Arial" w:hAnsi="Arial" w:eastAsia="Arial"/>
                 <w:b/>
                 <w:sz w:val="18"/>
               </w:rPr>
-              <w:t>K?t qu? th?c t? / Pass-Fail</w:t>
+              <w:t>Kết quả thực tế / Pass-Fail</w:t>
             </w:r>
           </w:p>
         </w:tc>
@@ -641,7 +648,7 @@
             <w:r/>
             <w:r>
               <w:rPr>
-                <w:rFonts w:ascii="Arial" w:hAnsi="Arial"/>
+                <w:rFonts w:ascii="Arial" w:hAnsi="Arial" w:eastAsia="Arial"/>
                 <w:b w:val="0"/>
                 <w:sz w:val="18"/>
               </w:rPr>
@@ -661,11 +668,11 @@
             <w:r/>
             <w:r>
               <w:rPr>
-                <w:rFonts w:ascii="Arial" w:hAnsi="Arial"/>
+                <w:rFonts w:ascii="Arial" w:hAnsi="Arial" w:eastAsia="Arial"/>
                 <w:b w:val="0"/>
                 <w:sz w:val="18"/>
               </w:rPr>
-              <w:t>HTTP 200; response c? id</w:t>
+              <w:t>HTTP 200; response có id</w:t>
             </w:r>
           </w:p>
         </w:tc>
@@ -681,7 +688,7 @@
             <w:r/>
             <w:r>
               <w:rPr>
-                <w:rFonts w:ascii="Arial" w:hAnsi="Arial"/>
+                <w:rFonts w:ascii="Arial" w:hAnsi="Arial" w:eastAsia="Arial"/>
                 <w:b w:val="0"/>
                 <w:sz w:val="18"/>
               </w:rPr>
@@ -703,7 +710,7 @@
             <w:r/>
             <w:r>
               <w:rPr>
-                <w:rFonts w:ascii="Arial" w:hAnsi="Arial"/>
+                <w:rFonts w:ascii="Arial" w:hAnsi="Arial" w:eastAsia="Arial"/>
                 <w:b w:val="0"/>
                 <w:sz w:val="18"/>
               </w:rPr>
@@ -723,7 +730,7 @@
             <w:r/>
             <w:r>
               <w:rPr>
-                <w:rFonts w:ascii="Arial" w:hAnsi="Arial"/>
+                <w:rFonts w:ascii="Arial" w:hAnsi="Arial" w:eastAsia="Arial"/>
                 <w:b w:val="0"/>
                 <w:sz w:val="18"/>
               </w:rPr>
@@ -743,7 +750,7 @@
             <w:r/>
             <w:r>
               <w:rPr>
-                <w:rFonts w:ascii="Arial" w:hAnsi="Arial"/>
+                <w:rFonts w:ascii="Arial" w:hAnsi="Arial" w:eastAsia="Arial"/>
                 <w:b w:val="0"/>
                 <w:sz w:val="18"/>
               </w:rPr>
@@ -765,7 +772,7 @@
             <w:r/>
             <w:r>
               <w:rPr>
-                <w:rFonts w:ascii="Arial" w:hAnsi="Arial"/>
+                <w:rFonts w:ascii="Arial" w:hAnsi="Arial" w:eastAsia="Arial"/>
                 <w:b w:val="0"/>
                 <w:sz w:val="18"/>
               </w:rPr>
@@ -785,7 +792,7 @@
             <w:r/>
             <w:r>
               <w:rPr>
-                <w:rFonts w:ascii="Arial" w:hAnsi="Arial"/>
+                <w:rFonts w:ascii="Arial" w:hAnsi="Arial" w:eastAsia="Arial"/>
                 <w:b w:val="0"/>
                 <w:sz w:val="18"/>
               </w:rPr>
@@ -805,7 +812,7 @@
             <w:r/>
             <w:r>
               <w:rPr>
-                <w:rFonts w:ascii="Arial" w:hAnsi="Arial"/>
+                <w:rFonts w:ascii="Arial" w:hAnsi="Arial" w:eastAsia="Arial"/>
                 <w:b w:val="0"/>
                 <w:sz w:val="18"/>
               </w:rPr>
@@ -827,7 +834,7 @@
             <w:r/>
             <w:r>
               <w:rPr>
-                <w:rFonts w:ascii="Arial" w:hAnsi="Arial"/>
+                <w:rFonts w:ascii="Arial" w:hAnsi="Arial" w:eastAsia="Arial"/>
                 <w:b w:val="0"/>
                 <w:sz w:val="18"/>
               </w:rPr>
@@ -847,7 +854,7 @@
             <w:r/>
             <w:r>
               <w:rPr>
-                <w:rFonts w:ascii="Arial" w:hAnsi="Arial"/>
+                <w:rFonts w:ascii="Arial" w:hAnsi="Arial" w:eastAsia="Arial"/>
                 <w:b w:val="0"/>
                 <w:sz w:val="18"/>
               </w:rPr>
@@ -867,7 +874,7 @@
             <w:r/>
             <w:r>
               <w:rPr>
-                <w:rFonts w:ascii="Arial" w:hAnsi="Arial"/>
+                <w:rFonts w:ascii="Arial" w:hAnsi="Arial" w:eastAsia="Arial"/>
                 <w:b w:val="0"/>
                 <w:sz w:val="18"/>
               </w:rPr>
@@ -889,7 +896,7 @@
             <w:r/>
             <w:r>
               <w:rPr>
-                <w:rFonts w:ascii="Arial" w:hAnsi="Arial"/>
+                <w:rFonts w:ascii="Arial" w:hAnsi="Arial" w:eastAsia="Arial"/>
                 <w:b w:val="0"/>
                 <w:sz w:val="18"/>
               </w:rPr>
@@ -909,7 +916,7 @@
             <w:r/>
             <w:r>
               <w:rPr>
-                <w:rFonts w:ascii="Arial" w:hAnsi="Arial"/>
+                <w:rFonts w:ascii="Arial" w:hAnsi="Arial" w:eastAsia="Arial"/>
                 <w:b w:val="0"/>
                 <w:sz w:val="18"/>
               </w:rPr>
@@ -929,11 +936,11 @@
             <w:r/>
             <w:r>
               <w:rPr>
-                <w:rFonts w:ascii="Arial" w:hAnsi="Arial"/>
+                <w:rFonts w:ascii="Arial" w:hAnsi="Arial" w:eastAsia="Arial"/>
                 <w:b w:val="0"/>
                 <w:sz w:val="18"/>
               </w:rPr>
-              <w:t>S1: ______ ; ch?nh l?ch: ______</w:t>
+              <w:t>S1: ______ ; chênh lệch: ______</w:t>
             </w:r>
           </w:p>
         </w:tc>
@@ -951,11 +958,11 @@
             <w:r/>
             <w:r>
               <w:rPr>
-                <w:rFonts w:ascii="Arial" w:hAnsi="Arial"/>
+                <w:rFonts w:ascii="Arial" w:hAnsi="Arial" w:eastAsia="Arial"/>
                 <w:b w:val="0"/>
                 <w:sz w:val="18"/>
               </w:rPr>
-              <w:t>V? C1</w:t>
+              <w:t>Ví C1</w:t>
             </w:r>
           </w:p>
         </w:tc>
@@ -971,7 +978,7 @@
             <w:r/>
             <w:r>
               <w:rPr>
-                <w:rFonts w:ascii="Arial" w:hAnsi="Arial"/>
+                <w:rFonts w:ascii="Arial" w:hAnsi="Arial" w:eastAsia="Arial"/>
                 <w:b w:val="0"/>
                 <w:sz w:val="18"/>
               </w:rPr>
@@ -991,11 +998,11 @@
             <w:r/>
             <w:r>
               <w:rPr>
-                <w:rFonts w:ascii="Arial" w:hAnsi="Arial"/>
+                <w:rFonts w:ascii="Arial" w:hAnsi="Arial" w:eastAsia="Arial"/>
                 <w:b w:val="0"/>
                 <w:sz w:val="18"/>
               </w:rPr>
-              <w:t>B1: ______ ; ch?nh l?ch: ______</w:t>
+              <w:t>B1: ______ ; chênh lệch: ______</w:t>
             </w:r>
           </w:p>
         </w:tc>
@@ -1013,11 +1020,11 @@
             <w:r/>
             <w:r>
               <w:rPr>
-                <w:rFonts w:ascii="Arial" w:hAnsi="Arial"/>
+                <w:rFonts w:ascii="Arial" w:hAnsi="Arial" w:eastAsia="Arial"/>
                 <w:b w:val="0"/>
                 <w:sz w:val="18"/>
               </w:rPr>
-              <w:t>K?t lu?n KB1</w:t>
+              <w:t>Kết luận KB1</w:t>
             </w:r>
           </w:p>
         </w:tc>
@@ -1033,11 +1040,11 @@
             <w:r/>
             <w:r>
               <w:rPr>
-                <w:rFonts w:ascii="Arial" w:hAnsi="Arial"/>
+                <w:rFonts w:ascii="Arial" w:hAnsi="Arial" w:eastAsia="Arial"/>
                 <w:b w:val="0"/>
                 <w:sz w:val="18"/>
               </w:rPr>
-              <w:t>T?t c? ?i?u ki?n tr?n ??t</w:t>
+              <w:t>Tất cả điều kiện trên đạt</w:t>
             </w:r>
           </w:p>
         </w:tc>
@@ -1053,7 +1060,7 @@
             <w:r/>
             <w:r>
               <w:rPr>
-                <w:rFonts w:ascii="Arial" w:hAnsi="Arial"/>
+                <w:rFonts w:ascii="Arial" w:hAnsi="Arial" w:eastAsia="Arial"/>
                 <w:b w:val="0"/>
                 <w:sz w:val="18"/>
               </w:rPr>
@@ -1073,30 +1080,31 @@
         <w:pStyle w:val="Heading2"/>
       </w:pPr>
       <w:r>
-        <w:t>2.4 Ki?m tra Saga logs</w:t>
+        <w:t>2.4. Kiểm tra Saga logs</w:t>
       </w:r>
     </w:p>
     <w:p>
       <w:pPr>
         <w:pStyle w:val="ListNumber"/>
+        <w:spacing w:after="60"/>
       </w:pPr>
       <w:r>
-        <w:t>G?i GET http://localhost:8081/api/orders/{id}/saga-logs, thay {id} b?ng order id th?c t?.</w:t>
+        <w:t>Gửi GET http://localhost:8081/api/orders/{id}/saga-logs, thay {id} bằng order id thực tế.</w:t>
       </w:r>
     </w:p>
     <w:p>
       <w:pPr>
         <w:pStyle w:val="ListNumber"/>
+        <w:spacing w:after="60"/>
       </w:pPr>
       <w:r>
-        <w:t>X?c minh th? t? step: CREATE_ORDER ? RESERVE_INVENTORY ? PROCESS_PAYMENT ? CONFIRM_ORDER. Ghi/ch?p response JSON v? ki?m tra c?c b??c ho?n t?t th?nh c?ng.</w:t>
+        <w:t>Xác minh thứ tự step: CREATE_ORDER → RESERVE_INVENTORY → PROCESS_PAYMENT → CONFIRM_ORDER. Ghi/chụp response JSON và kiểm tra các bước hoàn tất thành công.</w:t>
       </w:r>
     </w:p>
     <w:tbl>
       <w:tblPr>
         <w:tblStyle w:val="TableGrid"/>
         <w:tblW w:type="auto" w:w="0"/>
-        <w:jc w:val="center"/>
         <w:tblLook w:firstColumn="1" w:firstRow="1" w:lastColumn="0" w:lastRow="0" w:noHBand="0" w:noVBand="1" w:val="04A0"/>
       </w:tblPr>
       <w:tblGrid>
@@ -1119,7 +1127,7 @@
             <w:r/>
             <w:r>
               <w:rPr>
-                <w:rFonts w:ascii="Arial" w:hAnsi="Arial"/>
+                <w:rFonts w:ascii="Arial" w:hAnsi="Arial" w:eastAsia="Arial"/>
                 <w:b/>
                 <w:sz w:val="18"/>
               </w:rPr>
@@ -1140,7 +1148,7 @@
             <w:r/>
             <w:r>
               <w:rPr>
-                <w:rFonts w:ascii="Arial" w:hAnsi="Arial"/>
+                <w:rFonts w:ascii="Arial" w:hAnsi="Arial" w:eastAsia="Arial"/>
                 <w:b/>
                 <w:sz w:val="18"/>
               </w:rPr>
@@ -1161,11 +1169,11 @@
             <w:r/>
             <w:r>
               <w:rPr>
-                <w:rFonts w:ascii="Arial" w:hAnsi="Arial"/>
+                <w:rFonts w:ascii="Arial" w:hAnsi="Arial" w:eastAsia="Arial"/>
                 <w:b/>
                 <w:sz w:val="18"/>
               </w:rPr>
-              <w:t>Th? t? step ??ng?</w:t>
+              <w:t>Thứ tự step đúng?</w:t>
             </w:r>
           </w:p>
         </w:tc>
@@ -1182,11 +1190,11 @@
             <w:r/>
             <w:r>
               <w:rPr>
-                <w:rFonts w:ascii="Arial" w:hAnsi="Arial"/>
+                <w:rFonts w:ascii="Arial" w:hAnsi="Arial" w:eastAsia="Arial"/>
                 <w:b/>
                 <w:sz w:val="18"/>
               </w:rPr>
-              <w:t>K?t qu? / ghi ch?</w:t>
+              <w:t>Kết quả / ghi chú</w:t>
             </w:r>
           </w:p>
         </w:tc>
@@ -1204,7 +1212,7 @@
             <w:r/>
             <w:r>
               <w:rPr>
-                <w:rFonts w:ascii="Arial" w:hAnsi="Arial"/>
+                <w:rFonts w:ascii="Arial" w:hAnsi="Arial" w:eastAsia="Arial"/>
                 <w:b w:val="0"/>
                 <w:sz w:val="18"/>
               </w:rPr>
@@ -1224,7 +1232,7 @@
             <w:r/>
             <w:r>
               <w:rPr>
-                <w:rFonts w:ascii="Arial" w:hAnsi="Arial"/>
+                <w:rFonts w:ascii="Arial" w:hAnsi="Arial" w:eastAsia="Arial"/>
                 <w:b w:val="0"/>
                 <w:sz w:val="18"/>
               </w:rPr>
@@ -1244,11 +1252,11 @@
             <w:r/>
             <w:r>
               <w:rPr>
-                <w:rFonts w:ascii="Arial" w:hAnsi="Arial"/>
+                <w:rFonts w:ascii="Arial" w:hAnsi="Arial" w:eastAsia="Arial"/>
                 <w:b w:val="0"/>
                 <w:sz w:val="18"/>
               </w:rPr>
-              <w:t>C? / Kh?ng</w:t>
+              <w:t>Có / Không</w:t>
             </w:r>
           </w:p>
         </w:tc>
@@ -1264,7 +1272,7 @@
             <w:r/>
             <w:r>
               <w:rPr>
-                <w:rFonts w:ascii="Arial" w:hAnsi="Arial"/>
+                <w:rFonts w:ascii="Arial" w:hAnsi="Arial" w:eastAsia="Arial"/>
                 <w:b w:val="0"/>
                 <w:sz w:val="18"/>
               </w:rPr>
@@ -1284,17 +1292,17 @@
         <w:pStyle w:val="Heading2"/>
       </w:pPr>
       <w:r>
-        <w:t>2.5 Ki?m tra log service (n?u ch?y Docker)</w:t>
+        <w:t>2.5. Kiểm tra log service (nếu chạy Docker)</w:t>
       </w:r>
     </w:p>
     <w:p>
       <w:pPr>
         <w:spacing w:after="80"/>
-        <w:ind w:left="360"/>
+        <w:ind w:left="317"/>
       </w:pPr>
       <w:r>
         <w:rPr>
-          <w:rFonts w:ascii="Consolas" w:hAnsi="Consolas"/>
+          <w:rFonts w:ascii="Consolas" w:hAnsi="Consolas" w:eastAsia="Consolas"/>
           <w:color w:val="1F4E79"/>
           <w:sz w:val="18"/>
         </w:rPr>
@@ -1304,17 +1312,19 @@
     <w:p>
       <w:pPr>
         <w:pStyle w:val="ListBullet"/>
+        <w:spacing w:after="60"/>
       </w:pPr>
       <w:r>
-        <w:t>T?m log order t??ng ?ng v?i order id. X?c nh?n reserve v? payment th?nh c?ng, sau ?? order ???c confirm.</w:t>
+        <w:t>Tìm log order tương ứng với order id. Xác nhận reserve và payment thành công, sau đó order được confirm.</w:t>
       </w:r>
     </w:p>
     <w:p>
       <w:pPr>
         <w:pStyle w:val="ListBullet"/>
+        <w:spacing w:after="60"/>
       </w:pPr>
       <w:r>
-        <w:t>Ghi l?i d?ng log li?n quan ho?c d?n ?nh ch?p v?o b?o c?o sau khi ch?y.</w:t>
+        <w:t>Ghi lại dòng log liên quan hoặc dán ảnh chụp vào báo cáo sau khi chạy.</w:t>
       </w:r>
     </w:p>
     <w:p>
@@ -1327,12 +1337,12 @@
         <w:pStyle w:val="Heading1"/>
       </w:pPr>
       <w:r>
-        <w:t>3. KB2 ? Thanh to?n th?t b?i (HTTP 402)</w:t>
+        <w:t>3. KB2 – Thanh toán thất bại (HTTP 402)</w:t>
       </w:r>
     </w:p>
     <w:p>
       <w:r>
-        <w:t>K?ch b?n n?y ki?m tra compensation: inventory reserve th?nh c?ng, payment th?t b?i v? C2 kh?ng ?? s? d?, h? th?ng release l?i t?n kho v? h?y order. N?u d?ng d? li?u ban ??u trong guide, C2 c? 100 v? request c?n 1000.</w:t>
+        <w:t>Kịch bản này kiểm tra compensation: inventory reserve thành công, payment thất bại vì C2 không đủ số dư, hệ thống release lại tồn kho và hủy order. Theo dữ liệu ban đầu trong guide, C2 có 100 và request cần 1000.</w:t>
       </w:r>
     </w:p>
     <w:p>
@@ -1340,30 +1350,31 @@
         <w:pStyle w:val="Heading2"/>
       </w:pPr>
       <w:r>
-        <w:t>3.1 Ghi nh?n snapshot</w:t>
+        <w:t>3.1. Ghi nhận snapshot</w:t>
       </w:r>
     </w:p>
     <w:p>
       <w:pPr>
         <w:pStyle w:val="ListNumber"/>
+        <w:spacing w:after="60"/>
       </w:pPr>
       <w:r>
-        <w:t>Ngay tr??c KB2, g?i GET http://localhost:8082/api/inventory/products v? ghi P1 l? S2.</w:t>
+        <w:t>Ngay trước KB2, gửi GET http://localhost:8082/api/inventory/products và ghi P1 là S2.</w:t>
       </w:r>
     </w:p>
     <w:p>
       <w:pPr>
         <w:pStyle w:val="ListNumber"/>
+        <w:spacing w:after="60"/>
       </w:pPr>
       <w:r>
-        <w:t>G?i GET http://localhost:8083/api/payments/wallets v? ghi v? C2 l? B2.</w:t>
+        <w:t>Gửi GET http://localhost:8083/api/payments/wallets và ghi ví C2 là B2.</w:t>
       </w:r>
     </w:p>
     <w:tbl>
       <w:tblPr>
         <w:tblStyle w:val="TableGrid"/>
         <w:tblW w:type="auto" w:w="0"/>
-        <w:jc w:val="center"/>
         <w:tblLook w:firstColumn="1" w:firstRow="1" w:lastColumn="0" w:lastRow="0" w:noHBand="0" w:noVBand="1" w:val="04A0"/>
       </w:tblPr>
       <w:tblGrid>
@@ -1384,11 +1395,11 @@
             <w:r/>
             <w:r>
               <w:rPr>
-                <w:rFonts w:ascii="Arial" w:hAnsi="Arial"/>
+                <w:rFonts w:ascii="Arial" w:hAnsi="Arial" w:eastAsia="Arial"/>
                 <w:b/>
                 <w:sz w:val="18"/>
               </w:rPr>
-              <w:t>Gi? tr? tr??c KB2</w:t>
+              <w:t>Giá trị trước KB2</w:t>
             </w:r>
           </w:p>
         </w:tc>
@@ -1405,11 +1416,11 @@
             <w:r/>
             <w:r>
               <w:rPr>
-                <w:rFonts w:ascii="Arial" w:hAnsi="Arial"/>
+                <w:rFonts w:ascii="Arial" w:hAnsi="Arial" w:eastAsia="Arial"/>
                 <w:b/>
                 <w:sz w:val="18"/>
               </w:rPr>
-              <w:t>Ghi nh?n</w:t>
+              <w:t>Ghi nhận</w:t>
             </w:r>
           </w:p>
         </w:tc>
@@ -1427,11 +1438,11 @@
             <w:r/>
             <w:r>
               <w:rPr>
-                <w:rFonts w:ascii="Arial" w:hAnsi="Arial"/>
+                <w:rFonts w:ascii="Arial" w:hAnsi="Arial" w:eastAsia="Arial"/>
                 <w:b w:val="0"/>
                 <w:sz w:val="18"/>
               </w:rPr>
-              <w:t>T?n kho P1 (S2)</w:t>
+              <w:t>Tồn kho P1 (S2)</w:t>
             </w:r>
           </w:p>
         </w:tc>
@@ -1447,7 +1458,7 @@
             <w:r/>
             <w:r>
               <w:rPr>
-                <w:rFonts w:ascii="Arial" w:hAnsi="Arial"/>
+                <w:rFonts w:ascii="Arial" w:hAnsi="Arial" w:eastAsia="Arial"/>
                 <w:b w:val="0"/>
                 <w:sz w:val="18"/>
               </w:rPr>
@@ -1469,11 +1480,11 @@
             <w:r/>
             <w:r>
               <w:rPr>
-                <w:rFonts w:ascii="Arial" w:hAnsi="Arial"/>
+                <w:rFonts w:ascii="Arial" w:hAnsi="Arial" w:eastAsia="Arial"/>
                 <w:b w:val="0"/>
                 <w:sz w:val="18"/>
               </w:rPr>
-              <w:t>S? d? v? C2 (B2)</w:t>
+              <w:t>Số dư ví C2 (B2)</w:t>
             </w:r>
           </w:p>
         </w:tc>
@@ -1489,7 +1500,7 @@
             <w:r/>
             <w:r>
               <w:rPr>
-                <w:rFonts w:ascii="Arial" w:hAnsi="Arial"/>
+                <w:rFonts w:ascii="Arial" w:hAnsi="Arial" w:eastAsia="Arial"/>
                 <w:b w:val="0"/>
                 <w:sz w:val="18"/>
               </w:rPr>
@@ -1509,25 +1520,26 @@
         <w:pStyle w:val="Heading2"/>
       </w:pPr>
       <w:r>
-        <w:t>3.2 G?i request t?o ??n</w:t>
+        <w:t>3.2. Gửi request tạo đơn</w:t>
       </w:r>
     </w:p>
     <w:p>
       <w:pPr>
         <w:pStyle w:val="ListNumber"/>
+        <w:spacing w:after="60"/>
       </w:pPr>
       <w:r>
-        <w:t>T?o request POST http://localhost:8081/api/orders, Body ? raw ? JSON:</w:t>
+        <w:t>Tạo request POST http://localhost:8081/api/orders, Body → raw → JSON:</w:t>
       </w:r>
     </w:p>
     <w:p>
       <w:pPr>
         <w:spacing w:after="80"/>
-        <w:ind w:left="360"/>
+        <w:ind w:left="317"/>
       </w:pPr>
       <w:r>
         <w:rPr>
-          <w:rFonts w:ascii="Consolas" w:hAnsi="Consolas"/>
+          <w:rFonts w:ascii="Consolas" w:hAnsi="Consolas" w:eastAsia="Consolas"/>
           <w:color w:val="1F4E79"/>
           <w:sz w:val="18"/>
         </w:rPr>
@@ -1537,9 +1549,10 @@
     <w:p>
       <w:pPr>
         <w:pStyle w:val="ListNumber"/>
+        <w:spacing w:after="60"/>
       </w:pPr>
       <w:r>
-        <w:t>B?m Send. Saga d? ki?n tr? response order ?? b? h?y sau khi ch?y compensation. Ghi order id th?c t?.</w:t>
+        <w:t>Bấm Send. Ghi order id thực tế từ response để tra cứu Saga logs.</w:t>
       </w:r>
     </w:p>
     <w:p>
@@ -1547,14 +1560,13 @@
         <w:pStyle w:val="Heading2"/>
       </w:pPr>
       <w:r>
-        <w:t>3.3 ??i chi?u Postman response</w:t>
+        <w:t>3.3. Đối chiếu Postman response</w:t>
       </w:r>
     </w:p>
     <w:tbl>
       <w:tblPr>
         <w:tblStyle w:val="TableGrid"/>
         <w:tblW w:type="auto" w:w="0"/>
-        <w:jc w:val="center"/>
         <w:tblLook w:firstColumn="1" w:firstRow="1" w:lastColumn="0" w:lastRow="0" w:noHBand="0" w:noVBand="1" w:val="04A0"/>
       </w:tblPr>
       <w:tblGrid>
@@ -1576,11 +1588,11 @@
             <w:r/>
             <w:r>
               <w:rPr>
-                <w:rFonts w:ascii="Arial" w:hAnsi="Arial"/>
+                <w:rFonts w:ascii="Arial" w:hAnsi="Arial" w:eastAsia="Arial"/>
                 <w:b/>
                 <w:sz w:val="18"/>
               </w:rPr>
-              <w:t>H?ng m?c</w:t>
+              <w:t>Hạng mục</w:t>
             </w:r>
           </w:p>
         </w:tc>
@@ -1597,11 +1609,11 @@
             <w:r/>
             <w:r>
               <w:rPr>
-                <w:rFonts w:ascii="Arial" w:hAnsi="Arial"/>
+                <w:rFonts w:ascii="Arial" w:hAnsi="Arial" w:eastAsia="Arial"/>
                 <w:b/>
                 <w:sz w:val="18"/>
               </w:rPr>
-              <w:t>K?t qu? mong ??i theo guide</w:t>
+              <w:t>Kết quả mong đợi theo guide</w:t>
             </w:r>
           </w:p>
         </w:tc>
@@ -1618,11 +1630,11 @@
             <w:r/>
             <w:r>
               <w:rPr>
-                <w:rFonts w:ascii="Arial" w:hAnsi="Arial"/>
+                <w:rFonts w:ascii="Arial" w:hAnsi="Arial" w:eastAsia="Arial"/>
                 <w:b/>
                 <w:sz w:val="18"/>
               </w:rPr>
-              <w:t>K?t qu? th?c t? / Pass-Fail</w:t>
+              <w:t>Kết quả thực tế / Pass-Fail</w:t>
             </w:r>
           </w:p>
         </w:tc>
@@ -1640,7 +1652,7 @@
             <w:r/>
             <w:r>
               <w:rPr>
-                <w:rFonts w:ascii="Arial" w:hAnsi="Arial"/>
+                <w:rFonts w:ascii="Arial" w:hAnsi="Arial" w:eastAsia="Arial"/>
                 <w:b w:val="0"/>
                 <w:sz w:val="18"/>
               </w:rPr>
@@ -1660,11 +1672,11 @@
             <w:r/>
             <w:r>
               <w:rPr>
-                <w:rFonts w:ascii="Arial" w:hAnsi="Arial"/>
+                <w:rFonts w:ascii="Arial" w:hAnsi="Arial" w:eastAsia="Arial"/>
                 <w:b w:val="0"/>
                 <w:sz w:val="18"/>
               </w:rPr>
-              <w:t>Th??ng HTTP 200 theo collection/guide; ghi ??ng response th?c t?</w:t>
+              <w:t>Ghi đúng HTTP status và response thực tế</w:t>
             </w:r>
           </w:p>
         </w:tc>
@@ -1680,7 +1692,7 @@
             <w:r/>
             <w:r>
               <w:rPr>
-                <w:rFonts w:ascii="Arial" w:hAnsi="Arial"/>
+                <w:rFonts w:ascii="Arial" w:hAnsi="Arial" w:eastAsia="Arial"/>
                 <w:b w:val="0"/>
                 <w:sz w:val="18"/>
               </w:rPr>
@@ -1702,7 +1714,7 @@
             <w:r/>
             <w:r>
               <w:rPr>
-                <w:rFonts w:ascii="Arial" w:hAnsi="Arial"/>
+                <w:rFonts w:ascii="Arial" w:hAnsi="Arial" w:eastAsia="Arial"/>
                 <w:b w:val="0"/>
                 <w:sz w:val="18"/>
               </w:rPr>
@@ -1722,7 +1734,7 @@
             <w:r/>
             <w:r>
               <w:rPr>
-                <w:rFonts w:ascii="Arial" w:hAnsi="Arial"/>
+                <w:rFonts w:ascii="Arial" w:hAnsi="Arial" w:eastAsia="Arial"/>
                 <w:b w:val="0"/>
                 <w:sz w:val="18"/>
               </w:rPr>
@@ -1742,7 +1754,7 @@
             <w:r/>
             <w:r>
               <w:rPr>
-                <w:rFonts w:ascii="Arial" w:hAnsi="Arial"/>
+                <w:rFonts w:ascii="Arial" w:hAnsi="Arial" w:eastAsia="Arial"/>
                 <w:b w:val="0"/>
                 <w:sz w:val="18"/>
               </w:rPr>
@@ -1764,7 +1776,7 @@
             <w:r/>
             <w:r>
               <w:rPr>
-                <w:rFonts w:ascii="Arial" w:hAnsi="Arial"/>
+                <w:rFonts w:ascii="Arial" w:hAnsi="Arial" w:eastAsia="Arial"/>
                 <w:b w:val="0"/>
                 <w:sz w:val="18"/>
               </w:rPr>
@@ -1784,7 +1796,7 @@
             <w:r/>
             <w:r>
               <w:rPr>
-                <w:rFonts w:ascii="Arial" w:hAnsi="Arial"/>
+                <w:rFonts w:ascii="Arial" w:hAnsi="Arial" w:eastAsia="Arial"/>
                 <w:b w:val="0"/>
                 <w:sz w:val="18"/>
               </w:rPr>
@@ -1804,7 +1816,7 @@
             <w:r/>
             <w:r>
               <w:rPr>
-                <w:rFonts w:ascii="Arial" w:hAnsi="Arial"/>
+                <w:rFonts w:ascii="Arial" w:hAnsi="Arial" w:eastAsia="Arial"/>
                 <w:b w:val="0"/>
                 <w:sz w:val="18"/>
               </w:rPr>
@@ -1826,7 +1838,7 @@
             <w:r/>
             <w:r>
               <w:rPr>
-                <w:rFonts w:ascii="Arial" w:hAnsi="Arial"/>
+                <w:rFonts w:ascii="Arial" w:hAnsi="Arial" w:eastAsia="Arial"/>
                 <w:b w:val="0"/>
                 <w:sz w:val="18"/>
               </w:rPr>
@@ -1846,11 +1858,11 @@
             <w:r/>
             <w:r>
               <w:rPr>
-                <w:rFonts w:ascii="Arial" w:hAnsi="Arial"/>
+                <w:rFonts w:ascii="Arial" w:hAnsi="Arial" w:eastAsia="Arial"/>
                 <w:b w:val="0"/>
                 <w:sz w:val="18"/>
               </w:rPr>
-              <w:t>B?t ??u b?ng 402; s? d? kh?ng ??</w:t>
+              <w:t>Bắt đầu bằng 402; số dư không đủ</w:t>
             </w:r>
           </w:p>
         </w:tc>
@@ -1866,7 +1878,7 @@
             <w:r/>
             <w:r>
               <w:rPr>
-                <w:rFonts w:ascii="Arial" w:hAnsi="Arial"/>
+                <w:rFonts w:ascii="Arial" w:hAnsi="Arial" w:eastAsia="Arial"/>
                 <w:b w:val="0"/>
                 <w:sz w:val="18"/>
               </w:rPr>
@@ -1888,7 +1900,7 @@
             <w:r/>
             <w:r>
               <w:rPr>
-                <w:rFonts w:ascii="Arial" w:hAnsi="Arial"/>
+                <w:rFonts w:ascii="Arial" w:hAnsi="Arial" w:eastAsia="Arial"/>
                 <w:b w:val="0"/>
                 <w:sz w:val="18"/>
               </w:rPr>
@@ -1908,11 +1920,11 @@
             <w:r/>
             <w:r>
               <w:rPr>
-                <w:rFonts w:ascii="Arial" w:hAnsi="Arial"/>
+                <w:rFonts w:ascii="Arial" w:hAnsi="Arial" w:eastAsia="Arial"/>
                 <w:b w:val="0"/>
                 <w:sz w:val="18"/>
               </w:rPr>
-              <w:t>Sau reserve r?i release: S3 = S2 (delta 0)</w:t>
+              <w:t>Sau reserve rồi release: S3 = S2 (delta 0)</w:t>
             </w:r>
           </w:p>
         </w:tc>
@@ -1928,11 +1940,11 @@
             <w:r/>
             <w:r>
               <w:rPr>
-                <w:rFonts w:ascii="Arial" w:hAnsi="Arial"/>
+                <w:rFonts w:ascii="Arial" w:hAnsi="Arial" w:eastAsia="Arial"/>
                 <w:b w:val="0"/>
                 <w:sz w:val="18"/>
               </w:rPr>
-              <w:t>S3: ______ ; ch?nh l?ch: ______</w:t>
+              <w:t>S3: ______ ; chênh lệch: ______</w:t>
             </w:r>
           </w:p>
         </w:tc>
@@ -1950,11 +1962,11 @@
             <w:r/>
             <w:r>
               <w:rPr>
-                <w:rFonts w:ascii="Arial" w:hAnsi="Arial"/>
+                <w:rFonts w:ascii="Arial" w:hAnsi="Arial" w:eastAsia="Arial"/>
                 <w:b w:val="0"/>
                 <w:sz w:val="18"/>
               </w:rPr>
-              <w:t>V? C2</w:t>
+              <w:t>Ví C2</w:t>
             </w:r>
           </w:p>
         </w:tc>
@@ -1970,11 +1982,11 @@
             <w:r/>
             <w:r>
               <w:rPr>
-                <w:rFonts w:ascii="Arial" w:hAnsi="Arial"/>
+                <w:rFonts w:ascii="Arial" w:hAnsi="Arial" w:eastAsia="Arial"/>
                 <w:b w:val="0"/>
                 <w:sz w:val="18"/>
               </w:rPr>
-              <w:t>Kh?ng b? tr?: B3 = B2 (delta 0)</w:t>
+              <w:t>Không bị trừ: B3 = B2 (delta 0)</w:t>
             </w:r>
           </w:p>
         </w:tc>
@@ -1990,11 +2002,11 @@
             <w:r/>
             <w:r>
               <w:rPr>
-                <w:rFonts w:ascii="Arial" w:hAnsi="Arial"/>
+                <w:rFonts w:ascii="Arial" w:hAnsi="Arial" w:eastAsia="Arial"/>
                 <w:b w:val="0"/>
                 <w:sz w:val="18"/>
               </w:rPr>
-              <w:t>B3: ______ ; ch?nh l?ch: ______</w:t>
+              <w:t>B3: ______ ; chênh lệch: ______</w:t>
             </w:r>
           </w:p>
         </w:tc>
@@ -2012,7 +2024,7 @@
             <w:r/>
             <w:r>
               <w:rPr>
-                <w:rFonts w:ascii="Arial" w:hAnsi="Arial"/>
+                <w:rFonts w:ascii="Arial" w:hAnsi="Arial" w:eastAsia="Arial"/>
                 <w:b w:val="0"/>
                 <w:sz w:val="18"/>
               </w:rPr>
@@ -2032,11 +2044,11 @@
             <w:r/>
             <w:r>
               <w:rPr>
-                <w:rFonts w:ascii="Arial" w:hAnsi="Arial"/>
+                <w:rFonts w:ascii="Arial" w:hAnsi="Arial" w:eastAsia="Arial"/>
                 <w:b w:val="0"/>
                 <w:sz w:val="18"/>
               </w:rPr>
-              <w:t>Reservation c?a order c? tr?ng th?i RELEASED</w:t>
+              <w:t>Reservation của order có trạng thái RELEASED</w:t>
             </w:r>
           </w:p>
         </w:tc>
@@ -2052,7 +2064,7 @@
             <w:r/>
             <w:r>
               <w:rPr>
-                <w:rFonts w:ascii="Arial" w:hAnsi="Arial"/>
+                <w:rFonts w:ascii="Arial" w:hAnsi="Arial" w:eastAsia="Arial"/>
                 <w:b w:val="0"/>
                 <w:sz w:val="18"/>
               </w:rPr>
@@ -2074,11 +2086,11 @@
             <w:r/>
             <w:r>
               <w:rPr>
-                <w:rFonts w:ascii="Arial" w:hAnsi="Arial"/>
+                <w:rFonts w:ascii="Arial" w:hAnsi="Arial" w:eastAsia="Arial"/>
                 <w:b w:val="0"/>
                 <w:sz w:val="18"/>
               </w:rPr>
-              <w:t>K?t lu?n KB2</w:t>
+              <w:t>Kết luận KB2</w:t>
             </w:r>
           </w:p>
         </w:tc>
@@ -2094,11 +2106,11 @@
             <w:r/>
             <w:r>
               <w:rPr>
-                <w:rFonts w:ascii="Arial" w:hAnsi="Arial"/>
+                <w:rFonts w:ascii="Arial" w:hAnsi="Arial" w:eastAsia="Arial"/>
                 <w:b w:val="0"/>
                 <w:sz w:val="18"/>
               </w:rPr>
-              <w:t>Order h?y, compensation th?nh c?ng, kho/v? kh?ng ??i r?ng</w:t>
+              <w:t>Order hủy, compensation thành công, kho/ví không đổi ròng</w:t>
             </w:r>
           </w:p>
         </w:tc>
@@ -2114,7 +2126,7 @@
             <w:r/>
             <w:r>
               <w:rPr>
-                <w:rFonts w:ascii="Arial" w:hAnsi="Arial"/>
+                <w:rFonts w:ascii="Arial" w:hAnsi="Arial" w:eastAsia="Arial"/>
                 <w:b w:val="0"/>
                 <w:sz w:val="18"/>
               </w:rPr>
@@ -2134,30 +2146,31 @@
         <w:pStyle w:val="Heading2"/>
       </w:pPr>
       <w:r>
-        <w:t>3.4 Ki?m tra Saga logs trong Postman</w:t>
+        <w:t>3.4. Kiểm tra Saga logs trong Postman</w:t>
       </w:r>
     </w:p>
     <w:p>
       <w:pPr>
         <w:pStyle w:val="ListNumber"/>
+        <w:spacing w:after="60"/>
       </w:pPr>
       <w:r>
-        <w:t>G?i GET http://localhost:8081/api/orders/{id}/saga-logs, thay {id} b?ng order id KB2.</w:t>
+        <w:t>Gửi GET http://localhost:8081/api/orders/{id}/saga-logs, thay {id} bằng order id KB2.</w:t>
       </w:r>
     </w:p>
     <w:p>
       <w:pPr>
         <w:pStyle w:val="ListNumber"/>
+        <w:spacing w:after="60"/>
       </w:pPr>
       <w:r>
-        <w:t>X?c minh th? t? step: CREATE_ORDER ? RESERVE_INVENTORY ? SAGA ? COMPENSATION ? CANCEL_ORDER. K? v?ng SAGA ghi l?i 402; COMPENSATION th?nh c?ng; CANCEL_ORDER ho?n t?t.</w:t>
+        <w:t>Xác minh thứ tự step: CREATE_ORDER → RESERVE_INVENTORY → SAGA → COMPENSATION → CANCEL_ORDER. Kỳ vọng SAGA ghi lỗi 402; COMPENSATION thành công; CANCEL_ORDER hoàn tất.</w:t>
       </w:r>
     </w:p>
     <w:tbl>
       <w:tblPr>
         <w:tblStyle w:val="TableGrid"/>
         <w:tblW w:type="auto" w:w="0"/>
-        <w:jc w:val="center"/>
         <w:tblLook w:firstColumn="1" w:firstRow="1" w:lastColumn="0" w:lastRow="0" w:noHBand="0" w:noVBand="1" w:val="04A0"/>
       </w:tblPr>
       <w:tblGrid>
@@ -2181,7 +2194,7 @@
             <w:r/>
             <w:r>
               <w:rPr>
-                <w:rFonts w:ascii="Arial" w:hAnsi="Arial"/>
+                <w:rFonts w:ascii="Arial" w:hAnsi="Arial" w:eastAsia="Arial"/>
                 <w:b/>
                 <w:sz w:val="18"/>
               </w:rPr>
@@ -2202,7 +2215,7 @@
             <w:r/>
             <w:r>
               <w:rPr>
-                <w:rFonts w:ascii="Arial" w:hAnsi="Arial"/>
+                <w:rFonts w:ascii="Arial" w:hAnsi="Arial" w:eastAsia="Arial"/>
                 <w:b/>
                 <w:sz w:val="18"/>
               </w:rPr>
@@ -2223,11 +2236,11 @@
             <w:r/>
             <w:r>
               <w:rPr>
-                <w:rFonts w:ascii="Arial" w:hAnsi="Arial"/>
+                <w:rFonts w:ascii="Arial" w:hAnsi="Arial" w:eastAsia="Arial"/>
                 <w:b/>
                 <w:sz w:val="18"/>
               </w:rPr>
-              <w:t>C?c step ??ng th? t??</w:t>
+              <w:t>Các step đúng thứ tự?</w:t>
             </w:r>
           </w:p>
         </w:tc>
@@ -2244,11 +2257,11 @@
             <w:r/>
             <w:r>
               <w:rPr>
-                <w:rFonts w:ascii="Arial" w:hAnsi="Arial"/>
+                <w:rFonts w:ascii="Arial" w:hAnsi="Arial" w:eastAsia="Arial"/>
                 <w:b/>
                 <w:sz w:val="18"/>
               </w:rPr>
-              <w:t>COMPENSATION th?nh c?ng?</w:t>
+              <w:t>COMPENSATION thành công?</w:t>
             </w:r>
           </w:p>
         </w:tc>
@@ -2265,11 +2278,11 @@
             <w:r/>
             <w:r>
               <w:rPr>
-                <w:rFonts w:ascii="Arial" w:hAnsi="Arial"/>
+                <w:rFonts w:ascii="Arial" w:hAnsi="Arial" w:eastAsia="Arial"/>
                 <w:b/>
                 <w:sz w:val="18"/>
               </w:rPr>
-              <w:t>K?t qu? / ghi ch?</w:t>
+              <w:t>Kết quả / ghi chú</w:t>
             </w:r>
           </w:p>
         </w:tc>
@@ -2287,7 +2300,7 @@
             <w:r/>
             <w:r>
               <w:rPr>
-                <w:rFonts w:ascii="Arial" w:hAnsi="Arial"/>
+                <w:rFonts w:ascii="Arial" w:hAnsi="Arial" w:eastAsia="Arial"/>
                 <w:b w:val="0"/>
                 <w:sz w:val="18"/>
               </w:rPr>
@@ -2307,7 +2320,7 @@
             <w:r/>
             <w:r>
               <w:rPr>
-                <w:rFonts w:ascii="Arial" w:hAnsi="Arial"/>
+                <w:rFonts w:ascii="Arial" w:hAnsi="Arial" w:eastAsia="Arial"/>
                 <w:b w:val="0"/>
                 <w:sz w:val="18"/>
               </w:rPr>
@@ -2327,11 +2340,11 @@
             <w:r/>
             <w:r>
               <w:rPr>
-                <w:rFonts w:ascii="Arial" w:hAnsi="Arial"/>
+                <w:rFonts w:ascii="Arial" w:hAnsi="Arial" w:eastAsia="Arial"/>
                 <w:b w:val="0"/>
                 <w:sz w:val="18"/>
               </w:rPr>
-              <w:t>C? / Kh?ng</w:t>
+              <w:t>Có / Không</w:t>
             </w:r>
           </w:p>
         </w:tc>
@@ -2347,11 +2360,11 @@
             <w:r/>
             <w:r>
               <w:rPr>
-                <w:rFonts w:ascii="Arial" w:hAnsi="Arial"/>
+                <w:rFonts w:ascii="Arial" w:hAnsi="Arial" w:eastAsia="Arial"/>
                 <w:b w:val="0"/>
                 <w:sz w:val="18"/>
               </w:rPr>
-              <w:t>C? / Kh?ng</w:t>
+              <w:t>Có / Không</w:t>
             </w:r>
           </w:p>
         </w:tc>
@@ -2367,7 +2380,7 @@
             <w:r/>
             <w:r>
               <w:rPr>
-                <w:rFonts w:ascii="Arial" w:hAnsi="Arial"/>
+                <w:rFonts w:ascii="Arial" w:hAnsi="Arial" w:eastAsia="Arial"/>
                 <w:b w:val="0"/>
                 <w:sz w:val="18"/>
               </w:rPr>
@@ -2387,17 +2400,17 @@
         <w:pStyle w:val="Heading2"/>
       </w:pPr>
       <w:r>
-        <w:t>3.5 Ki?m tra log c?a services</w:t>
+        <w:t>3.5. Kiểm tra log của services</w:t>
       </w:r>
     </w:p>
     <w:p>
       <w:pPr>
         <w:spacing w:after="80"/>
-        <w:ind w:left="360"/>
+        <w:ind w:left="317"/>
       </w:pPr>
       <w:r>
         <w:rPr>
-          <w:rFonts w:ascii="Consolas" w:hAnsi="Consolas"/>
+          <w:rFonts w:ascii="Consolas" w:hAnsi="Consolas" w:eastAsia="Consolas"/>
           <w:color w:val="1F4E79"/>
           <w:sz w:val="18"/>
         </w:rPr>
@@ -2407,32 +2420,34 @@
     <w:p>
       <w:pPr>
         <w:pStyle w:val="ListBullet"/>
+        <w:spacing w:after="60"/>
       </w:pPr>
       <w:r>
-        <w:t>order-service: t?m order id; x?c nh?n payment failure 402, compensation/release th?nh c?ng, order ???c cancel.</w:t>
+        <w:t>order-service: tìm order id; xác nhận payment failure 402, compensation/release thành công, order được cancel.</w:t>
       </w:r>
     </w:p>
     <w:p>
       <w:pPr>
         <w:pStyle w:val="ListBullet"/>
+        <w:spacing w:after="60"/>
       </w:pPr>
       <w:r>
-        <w:t>inventory-service: x?c nh?n RESERVE cho order id r?i RELEASE c?ng order id; t?n kho tr? v? gi? tr? tr??c KB2.</w:t>
+        <w:t>inventory-service: xác nhận RESERVE cho order id rồi RELEASE cùng order id; tồn kho trở về giá trị trước KB2.</w:t>
       </w:r>
     </w:p>
     <w:p>
       <w:pPr>
         <w:pStyle w:val="ListBullet"/>
+        <w:spacing w:after="60"/>
       </w:pPr>
       <w:r>
-        <w:t>payment-service: x?c nh?n t? ch?i thanh to?n do s? d? C2 kh?ng ??; v? kh?ng b? tr?.</w:t>
+        <w:t>payment-service: xác nhận từ chối thanh toán do số dư C2 không đủ; ví không bị trừ.</w:t>
       </w:r>
     </w:p>
     <w:tbl>
       <w:tblPr>
         <w:tblStyle w:val="TableGrid"/>
         <w:tblW w:type="auto" w:w="0"/>
-        <w:jc w:val="center"/>
         <w:tblLook w:firstColumn="1" w:firstRow="1" w:lastColumn="0" w:lastRow="0" w:noHBand="0" w:noVBand="1" w:val="04A0"/>
       </w:tblPr>
       <w:tblGrid>
@@ -2453,11 +2468,11 @@
             <w:r/>
             <w:r>
               <w:rPr>
-                <w:rFonts w:ascii="Arial" w:hAnsi="Arial"/>
+                <w:rFonts w:ascii="Arial" w:hAnsi="Arial" w:eastAsia="Arial"/>
                 <w:b/>
                 <w:sz w:val="18"/>
               </w:rPr>
-              <w:t>Log ?? ki?m tra</w:t>
+              <w:t>Log đã kiểm tra</w:t>
             </w:r>
           </w:p>
         </w:tc>
@@ -2474,11 +2489,11 @@
             <w:r/>
             <w:r>
               <w:rPr>
-                <w:rFonts w:ascii="Arial" w:hAnsi="Arial"/>
+                <w:rFonts w:ascii="Arial" w:hAnsi="Arial" w:eastAsia="Arial"/>
                 <w:b/>
                 <w:sz w:val="18"/>
               </w:rPr>
-              <w:t>D?ng log / ?nh ch?p / ghi ch?</w:t>
+              <w:t>Dòng log / ảnh chụp / ghi chú</w:t>
             </w:r>
           </w:p>
         </w:tc>
@@ -2496,7 +2511,7 @@
             <w:r/>
             <w:r>
               <w:rPr>
-                <w:rFonts w:ascii="Arial" w:hAnsi="Arial"/>
+                <w:rFonts w:ascii="Arial" w:hAnsi="Arial" w:eastAsia="Arial"/>
                 <w:b w:val="0"/>
                 <w:sz w:val="18"/>
               </w:rPr>
@@ -2516,7 +2531,7 @@
             <w:r/>
             <w:r>
               <w:rPr>
-                <w:rFonts w:ascii="Arial" w:hAnsi="Arial"/>
+                <w:rFonts w:ascii="Arial" w:hAnsi="Arial" w:eastAsia="Arial"/>
                 <w:b w:val="0"/>
                 <w:sz w:val="18"/>
               </w:rPr>
@@ -2538,7 +2553,7 @@
             <w:r/>
             <w:r>
               <w:rPr>
-                <w:rFonts w:ascii="Arial" w:hAnsi="Arial"/>
+                <w:rFonts w:ascii="Arial" w:hAnsi="Arial" w:eastAsia="Arial"/>
                 <w:b w:val="0"/>
                 <w:sz w:val="18"/>
               </w:rPr>
@@ -2558,7 +2573,7 @@
             <w:r/>
             <w:r>
               <w:rPr>
-                <w:rFonts w:ascii="Arial" w:hAnsi="Arial"/>
+                <w:rFonts w:ascii="Arial" w:hAnsi="Arial" w:eastAsia="Arial"/>
                 <w:b w:val="0"/>
                 <w:sz w:val="18"/>
               </w:rPr>
@@ -2580,7 +2595,7 @@
             <w:r/>
             <w:r>
               <w:rPr>
-                <w:rFonts w:ascii="Arial" w:hAnsi="Arial"/>
+                <w:rFonts w:ascii="Arial" w:hAnsi="Arial" w:eastAsia="Arial"/>
                 <w:b w:val="0"/>
                 <w:sz w:val="18"/>
               </w:rPr>
@@ -2600,7 +2615,7 @@
             <w:r/>
             <w:r>
               <w:rPr>
-                <w:rFonts w:ascii="Arial" w:hAnsi="Arial"/>
+                <w:rFonts w:ascii="Arial" w:hAnsi="Arial" w:eastAsia="Arial"/>
                 <w:b w:val="0"/>
                 <w:sz w:val="18"/>
               </w:rPr>
@@ -2620,14 +2635,13 @@
         <w:pStyle w:val="Heading1"/>
       </w:pPr>
       <w:r>
-        <w:t>4. B?ng t?ng k?t th?c thi</w:t>
+        <w:t>4. Bảng tổng kết thực thi</w:t>
       </w:r>
     </w:p>
     <w:tbl>
       <w:tblPr>
         <w:tblStyle w:val="TableGrid"/>
         <w:tblW w:type="auto" w:w="0"/>
-        <w:jc w:val="center"/>
         <w:tblLook w:firstColumn="1" w:firstRow="1" w:lastColumn="0" w:lastRow="0" w:noHBand="0" w:noVBand="1" w:val="04A0"/>
       </w:tblPr>
       <w:tblGrid>
@@ -2652,11 +2666,11 @@
             <w:r/>
             <w:r>
               <w:rPr>
-                <w:rFonts w:ascii="Arial" w:hAnsi="Arial"/>
+                <w:rFonts w:ascii="Arial" w:hAnsi="Arial" w:eastAsia="Arial"/>
                 <w:b/>
                 <w:sz w:val="18"/>
               </w:rPr>
-              <w:t>K?ch b?n</w:t>
+              <w:t>Kịch bản</w:t>
             </w:r>
           </w:p>
         </w:tc>
@@ -2673,11 +2687,11 @@
             <w:r/>
             <w:r>
               <w:rPr>
-                <w:rFonts w:ascii="Arial" w:hAnsi="Arial"/>
+                <w:rFonts w:ascii="Arial" w:hAnsi="Arial" w:eastAsia="Arial"/>
                 <w:b/>
                 <w:sz w:val="18"/>
               </w:rPr>
-              <w:t>Th?i ?i?m ch?y</w:t>
+              <w:t>Thời điểm chạy</w:t>
             </w:r>
           </w:p>
         </w:tc>
@@ -2694,7 +2708,7 @@
             <w:r/>
             <w:r>
               <w:rPr>
-                <w:rFonts w:ascii="Arial" w:hAnsi="Arial"/>
+                <w:rFonts w:ascii="Arial" w:hAnsi="Arial" w:eastAsia="Arial"/>
                 <w:b/>
                 <w:sz w:val="18"/>
               </w:rPr>
@@ -2715,7 +2729,7 @@
             <w:r/>
             <w:r>
               <w:rPr>
-                <w:rFonts w:ascii="Arial" w:hAnsi="Arial"/>
+                <w:rFonts w:ascii="Arial" w:hAnsi="Arial" w:eastAsia="Arial"/>
                 <w:b/>
                 <w:sz w:val="18"/>
               </w:rPr>
@@ -2736,11 +2750,11 @@
             <w:r/>
             <w:r>
               <w:rPr>
-                <w:rFonts w:ascii="Arial" w:hAnsi="Arial"/>
+                <w:rFonts w:ascii="Arial" w:hAnsi="Arial" w:eastAsia="Arial"/>
                 <w:b/>
                 <w:sz w:val="18"/>
               </w:rPr>
-              <w:t>Kho/v?</w:t>
+              <w:t>Kho/ví</w:t>
             </w:r>
           </w:p>
         </w:tc>
@@ -2757,11 +2771,11 @@
             <w:r/>
             <w:r>
               <w:rPr>
-                <w:rFonts w:ascii="Arial" w:hAnsi="Arial"/>
+                <w:rFonts w:ascii="Arial" w:hAnsi="Arial" w:eastAsia="Arial"/>
                 <w:b/>
                 <w:sz w:val="18"/>
               </w:rPr>
-              <w:t>K?t lu?n</w:t>
+              <w:t>Kết luận</w:t>
             </w:r>
           </w:p>
         </w:tc>
@@ -2779,7 +2793,7 @@
             <w:r/>
             <w:r>
               <w:rPr>
-                <w:rFonts w:ascii="Arial" w:hAnsi="Arial"/>
+                <w:rFonts w:ascii="Arial" w:hAnsi="Arial" w:eastAsia="Arial"/>
                 <w:b w:val="0"/>
                 <w:sz w:val="18"/>
               </w:rPr>
@@ -2799,7 +2813,7 @@
             <w:r/>
             <w:r>
               <w:rPr>
-                <w:rFonts w:ascii="Arial" w:hAnsi="Arial"/>
+                <w:rFonts w:ascii="Arial" w:hAnsi="Arial" w:eastAsia="Arial"/>
                 <w:b w:val="0"/>
                 <w:sz w:val="18"/>
               </w:rPr>
@@ -2819,7 +2833,7 @@
             <w:r/>
             <w:r>
               <w:rPr>
-                <w:rFonts w:ascii="Arial" w:hAnsi="Arial"/>
+                <w:rFonts w:ascii="Arial" w:hAnsi="Arial" w:eastAsia="Arial"/>
                 <w:b w:val="0"/>
                 <w:sz w:val="18"/>
               </w:rPr>
@@ -2839,7 +2853,7 @@
             <w:r/>
             <w:r>
               <w:rPr>
-                <w:rFonts w:ascii="Arial" w:hAnsi="Arial"/>
+                <w:rFonts w:ascii="Arial" w:hAnsi="Arial" w:eastAsia="Arial"/>
                 <w:b w:val="0"/>
                 <w:sz w:val="18"/>
               </w:rPr>
@@ -2859,7 +2873,7 @@
             <w:r/>
             <w:r>
               <w:rPr>
-                <w:rFonts w:ascii="Arial" w:hAnsi="Arial"/>
+                <w:rFonts w:ascii="Arial" w:hAnsi="Arial" w:eastAsia="Arial"/>
                 <w:b w:val="0"/>
                 <w:sz w:val="18"/>
               </w:rPr>
@@ -2879,7 +2893,7 @@
             <w:r/>
             <w:r>
               <w:rPr>
-                <w:rFonts w:ascii="Arial" w:hAnsi="Arial"/>
+                <w:rFonts w:ascii="Arial" w:hAnsi="Arial" w:eastAsia="Arial"/>
                 <w:b w:val="0"/>
                 <w:sz w:val="18"/>
               </w:rPr>
@@ -2901,7 +2915,7 @@
             <w:r/>
             <w:r>
               <w:rPr>
-                <w:rFonts w:ascii="Arial" w:hAnsi="Arial"/>
+                <w:rFonts w:ascii="Arial" w:hAnsi="Arial" w:eastAsia="Arial"/>
                 <w:b w:val="0"/>
                 <w:sz w:val="18"/>
               </w:rPr>
@@ -2921,7 +2935,7 @@
             <w:r/>
             <w:r>
               <w:rPr>
-                <w:rFonts w:ascii="Arial" w:hAnsi="Arial"/>
+                <w:rFonts w:ascii="Arial" w:hAnsi="Arial" w:eastAsia="Arial"/>
                 <w:b w:val="0"/>
                 <w:sz w:val="18"/>
               </w:rPr>
@@ -2941,7 +2955,7 @@
             <w:r/>
             <w:r>
               <w:rPr>
-                <w:rFonts w:ascii="Arial" w:hAnsi="Arial"/>
+                <w:rFonts w:ascii="Arial" w:hAnsi="Arial" w:eastAsia="Arial"/>
                 <w:b w:val="0"/>
                 <w:sz w:val="18"/>
               </w:rPr>
@@ -2961,7 +2975,7 @@
             <w:r/>
             <w:r>
               <w:rPr>
-                <w:rFonts w:ascii="Arial" w:hAnsi="Arial"/>
+                <w:rFonts w:ascii="Arial" w:hAnsi="Arial" w:eastAsia="Arial"/>
                 <w:b w:val="0"/>
                 <w:sz w:val="18"/>
               </w:rPr>
@@ -2981,7 +2995,7 @@
             <w:r/>
             <w:r>
               <w:rPr>
-                <w:rFonts w:ascii="Arial" w:hAnsi="Arial"/>
+                <w:rFonts w:ascii="Arial" w:hAnsi="Arial" w:eastAsia="Arial"/>
                 <w:b w:val="0"/>
                 <w:sz w:val="18"/>
               </w:rPr>
@@ -3001,7 +3015,7 @@
             <w:r/>
             <w:r>
               <w:rPr>
-                <w:rFonts w:ascii="Arial" w:hAnsi="Arial"/>
+                <w:rFonts w:ascii="Arial" w:hAnsi="Arial" w:eastAsia="Arial"/>
                 <w:b w:val="0"/>
                 <w:sz w:val="18"/>
               </w:rPr>
@@ -3018,7 +3032,7 @@
     </w:p>
     <w:p>
       <w:r>
-        <w:t>B?ng ch?ng ??nh k?m: ?nh Postman response, response saga-logs, log terminal/Docker v? ?nh ??i chi?u d? li?u tr??c-sau.</w:t>
+        <w:t>Bằng chứng đính kèm: ảnh Postman response, response saga-logs, log terminal/Docker và ảnh đối chiếu dữ liệu trước-sau.</w:t>
       </w:r>
     </w:p>
     <w:p>
@@ -3026,7 +3040,7 @@
         <w:pStyle w:val="Heading1"/>
       </w:pPr>
       <w:r>
-        <w:t>5. Prompt c? th? d?ng ?? h??ng d?n/??i chi?u khi ch?y</w:t>
+        <w:t>5. Prompt hướng dẫn/đối chiếu khi chạy</w:t>
       </w:r>
     </w:p>
     <w:p>
@@ -3035,10 +3049,11 @@
       </w:pPr>
       <w:r>
         <w:rPr>
+          <w:rFonts w:ascii="Arial" w:hAnsi="Arial" w:eastAsia="Arial"/>
           <w:i/>
           <w:sz w:val="18"/>
         </w:rPr>
-        <w:t>H?y h??ng d?n t?i ki?m th? Saga b?ng Postman t?ng b??c cho KB1 (Happy path) v? KB2 (Thanh to?n th?t b?i 402) theo Saga_guide.md. Tr??c m?i k?ch b?n, h??ng d?n g?i GET products v? GET wallets ?? snapshot d? li?u; sau ?? g?i ??ng POST /api/orders v?i JSON trong guide. D?ng order id th?c t? t? response ?? g?i GET /api/orders/{id}/saga-logs. V?i t?ng b??c, y?u c?u ghi l?i HTTP status, JSON response, order status, sagaStatus, failureReason, th? t? step, t?n kho v? s? d? tr??c/sau; t?nh delta thay v? gi? ??nh gi? tr? tuy?t ??i. KB1 ph?i ki?m tra CONFIRMED/COMPLETED, failureReason=null, kho P1 gi?m 2, v? C1 gi?m 2000 v? log CREATE_ORDER ? RESERVE_INVENTORY ? PROCESS_PAYMENT ? CONFIRM_ORDER. KB2 ph?i ki?m tra CANCELLED/COMPENSATED, reason b?t ??u 402, reservation RELEASED, kho P1 v? v? C2 kh?ng ??i r?ng, log CREATE_ORDER ? RESERVE_INVENTORY ? SAGA ? COMPENSATION ? CANCEL_ORDER. ??i chi?u log c?a order-service, inventory-service, payment-service. Kh?ng ???c k?t lu?n PASS n?u ch?a quan s?t b?ng ch?ng; ghi BLOCKED n?u service kh?ng ch?y v? n?u r? nguy?n nh?n. Cu?i c?ng t?o b?ng k?t qu? v? li?t k? ?nh ch?p/b?ng ch?ng c?n l?u.</w:t>
+        <w:t>Hãy hướng dẫn tôi kiểm thử Saga bằng Postman từng bước cho KB1 (Happy path) và KB2 (Thanh toán thất bại 402) theo Saga_guide.md. Trước mỗi kịch bản, hướng dẫn gọi GET products và GET wallets để snapshot dữ liệu; sau đó gửi đúng POST /api/orders với JSON trong guide. Dùng order id thực tế từ response để gọi GET /api/orders/{id}/saga-logs. Với từng bước, yêu cầu ghi HTTP status, JSON response, order status, sagaStatus, failureReason, thứ tự step, tồn kho và số dư trước/sau; tính delta thay vì giả định giá trị tuyệt đối. KB1 kiểm tra CONFIRMED/COMPLETED, failureReason=null, kho P1 giảm 2, ví C1 giảm 2000 và log CREATE_ORDER → RESERVE_INVENTORY → PROCESS_PAYMENT → CONFIRM_ORDER. KB2 kiểm tra CANCELLED/COMPENSATED, reason bắt đầu 402, reservation RELEASED, kho P1 và ví C2 không đổi ròng, log CREATE_ORDER → RESERVE_INVENTORY → SAGA → COMPENSATION → CANCEL_ORDER. Đối chiếu log của order-service, inventory-service, payment-service. Không kết luận PASS nếu chưa quan sát bằng chứng; ghi BLOCKED nếu service không chạy và nêu rõ nguyên nhân. Cuối cùng tạo bảng kết quả và liệt kê ảnh chụp/bằng chứng cần lưu.</w:t>
       </w:r>
     </w:p>
     <w:p>
@@ -3046,12 +3061,12 @@
         <w:pStyle w:val="Heading1"/>
       </w:pPr>
       <w:r>
-        <w:t>6. Tr?ng th?i ki?m tra m?i tr??ng l?c t?o b?o c?o</w:t>
+        <w:t>6. Trạng thái kiểm tra môi trường lúc tạo báo cáo</w:t>
       </w:r>
     </w:p>
     <w:p>
       <w:r>
-        <w:t>?? th? GET c?c API GET /api/orders, GET /api/inventory/products, GET /api/payments/wallets t?i localhost:8081?8083: c? ba ??u kh?ng k?t n?i ???c. Ki?m tra c?c c?ng database localhost:3307, 14330, 27017 kh?ng th?nh c?ng; Docker CLI b?o Docker Desktop Linux Engine pipe kh?ng t?n t?i. Do ?? KB1/KB2 ch?a ???c th?c thi, kh?ng c? response ho?c Saga log th?c t? ?? x?c nh?n. H?y kh?i ??ng Docker Desktop/database v? c? ba service, r?i ch?y l?i c?c b??c ? tr?n; c?p nh?t tr?ng th?i v? b?ng ch?ng thay v? ??nh d?u ??t d?a tr?n k?t qu? mong ??i.</w:t>
+        <w:t>Đã thử GET /api/orders, /api/inventory/products và /api/payments/wallets tại localhost:8081–8083: cả ba đều không kết nối được. Các cổng database localhost:3307, 14330, 27017 cũng không truy cập được; Docker CLI báo Docker Desktop Linux Engine pipe không tồn tại. Vì vậy KB1/KB2 chưa được thực thi, không có response hoặc Saga log thực tế để xác nhận. Hãy khởi động Docker Desktop/database và cả ba service, rồi chạy lại các bước trên; cập nhật trạng thái và bằng chứng thay vì đánh dấu đạt dựa trên kết quả mong đợi.</w:t>
       </w:r>
     </w:p>
     <w:sectPr>
@@ -3427,6 +3442,9 @@
     <w:name w:val="Normal"/>
     <w:qFormat/>
     <w:rsid w:val="00FC693F"/>
+    <w:pPr>
+      <w:spacing w:after="80"/>
+    </w:pPr>
     <w:rPr>
       <w:rFonts w:ascii="Arial" w:hAnsi="Arial" w:eastAsia="Arial"/>
       <w:sz w:val="20"/>
@@ -3494,7 +3512,7 @@
       <w:rFonts w:asciiTheme="majorHAnsi" w:eastAsiaTheme="majorEastAsia" w:hAnsiTheme="majorHAnsi" w:cstheme="majorBidi" w:ascii="Arial" w:hAnsi="Arial" w:eastAsia="Arial"/>
       <w:b/>
       <w:bCs/>
-      <w:color w:val="365F91" w:themeColor="accent1" w:themeShade="BF"/>
+      <w:color w:val="1F4E79"/>
       <w:sz w:val="28"/>
       <w:szCs w:val="28"/>
     </w:rPr>
@@ -3518,8 +3536,8 @@
       <w:rFonts w:asciiTheme="majorHAnsi" w:eastAsiaTheme="majorEastAsia" w:hAnsiTheme="majorHAnsi" w:cstheme="majorBidi" w:ascii="Arial" w:hAnsi="Arial" w:eastAsia="Arial"/>
       <w:b/>
       <w:bCs/>
-      <w:color w:val="4F81BD" w:themeColor="accent1"/>
-      <w:sz w:val="26"/>
+      <w:color w:val="2E5496"/>
+      <w:sz w:val="24"/>
       <w:szCs w:val="26"/>
     </w:rPr>
   </w:style>
@@ -3542,7 +3560,8 @@
       <w:rFonts w:asciiTheme="majorHAnsi" w:eastAsiaTheme="majorEastAsia" w:hAnsiTheme="majorHAnsi" w:cstheme="majorBidi" w:ascii="Arial" w:hAnsi="Arial" w:eastAsia="Arial"/>
       <w:b/>
       <w:bCs/>
-      <w:color w:val="4F81BD" w:themeColor="accent1"/>
+      <w:color w:val="2E5496"/>
+      <w:sz w:val="22"/>
     </w:rPr>
   </w:style>
   <w:style w:type="paragraph" w:styleId="Heading4">
@@ -3781,10 +3800,11 @@
     </w:pPr>
     <w:rPr>
       <w:rFonts w:asciiTheme="majorHAnsi" w:eastAsiaTheme="majorEastAsia" w:hAnsiTheme="majorHAnsi" w:cstheme="majorBidi" w:ascii="Arial" w:hAnsi="Arial" w:eastAsia="Arial"/>
-      <w:color w:val="17365D" w:themeColor="text2" w:themeShade="BF"/>
+      <w:b/>
+      <w:color w:val="1F4E79"/>
       <w:spacing w:val="5"/>
       <w:kern w:val="28"/>
-      <w:sz w:val="52"/>
+      <w:sz w:val="36"/>
       <w:szCs w:val="52"/>
     </w:rPr>
   </w:style>
